--- a/server/uploads/Práctica 3.docx
+++ b/server/uploads/Práctica 3.docx
@@ -78,11 +78,6 @@
     </w:p>
     <w:p>
       <w:r>
-        <w:t>- Géneros (Many2many): Facilita la clasificación de las obras en múltiples categorías.</w:t>
-      </w:r>
-    </w:p>
-    <w:p>
-      <w:r>
         <w:drawing>
           <wp:inline xmlns:a="http://schemas.openxmlformats.org/drawingml/2006/main" xmlns:pic="http://schemas.openxmlformats.org/drawingml/2006/picture">
             <wp:extent cx="18288000" cy="5676900"/>
@@ -119,7 +114,7 @@
     </w:p>
     <w:p>
       <w:r>
-        <w:t>Figura 1: Vista Candela</w:t>
+        <w:t>Figura 1: Vista</w:t>
       </w:r>
     </w:p>
     <w:p>
